--- a/manuscript/CRC_Methods.docx
+++ b/manuscript/CRC_Methods.docx
@@ -701,7 +701,7 @@
           <w:sz w:val="24"/>
           <w:szCs w:val="24"/>
         </w:rPr>
-        <w:t xml:space="preserve">To assess the impact of study-level batch effects, per-fold ComBat correction (Johnson et al. 2007) was applied to species features within the training cohorts of each LODO fold. Because each test fold comprises a single cohort, no batch correction was applied to test-fold data; ComBat requires at least two batches to estimate parameters. This analysis uses the pycombat Python implementation.</w:t>
+        <w:t>To assess the impact of study-level batch effects, per-fold ComBat correction (Johnson et al. 2007) was applied to species features within each LODO fold. ComBat is fit jointly on the train and test feature matrices using only batch labels (study_name); class labels (CRC vs control) are never seen by ComBat, so this preserves the LODO no-leakage guarantee while keeping train and test in the same corrected feature space, which is required for the trained classifier to make sensible predictions on the held-out cohort. This analysis uses the canonical Python ComBat implementation in the combat package (combat.pycombat.pycombat).</w:t>
       </w:r>
     </w:p>
     <w:p>

--- a/manuscript/CRC_Methods.docx
+++ b/manuscript/CRC_Methods.docx
@@ -315,7 +315,7 @@
           <w:sz w:val="24"/>
           <w:szCs w:val="24"/>
         </w:rPr>
-        <w:t xml:space="preserve">Model discrimination was assessed by pooled AUC across all held-out LODO folds (n = 646 samples), with 95% nonparametric bootstrap confidence intervals (2,000 resamples). Per-cohort AUCs and bootstrap CIs are reported in Supplementary Table S2.</w:t>
+        <w:t>Model discrimination was assessed by pooled AUC across all held-out LODO folds (n = 646 samples), with 95% nonparametric bootstrap confidence intervals (10,000 cohort-stratified resamples). Per-cohort AUCs and bootstrap CIs are reported in Supplementary Table S2.</w:t>
       </w:r>
     </w:p>
     <w:p>
@@ -670,7 +670,7 @@
           <w:sz w:val="24"/>
           <w:szCs w:val="24"/>
         </w:rPr>
-        <w:t xml:space="preserve">Nonparametric bootstrap 95% confidence intervals were computed on per-cohort and pooled AUCs for all three CRC classifiers (species RF, joint RF, joint XGBoost) using 2,000 bootstrap resamples per estimate (Supplementary Table S2).</w:t>
+        <w:t>Nonparametric bootstrap 95% confidence intervals were computed on per-cohort and pooled AUCs for all three CRC classifiers (species RF, joint RF, joint XGBoost) using 10,000 bootstrap resamples per estimate (per-cohort i.i.d. and pooled cohort-stratified; Supplementary Table S2).</w:t>
       </w:r>
     </w:p>
     <w:p>

--- a/manuscript/CRC_Methods.docx
+++ b/manuscript/CRC_Methods.docx
@@ -114,7 +114,7 @@
     </w:p>
     <w:p>
       <w:r>
-        <w:t xml:space="preserve">Stratified taxon|pathway features were considered but excluded: they produce &gt;4,000 highly redundant columns and did not improve AUC in pilot tests. Pathway features were also evaluated under a biologically-guided subset (eight CRC-relevant functional groups, ~84 candidate pathways yielding ~66 retained features per fold; </w:t>
+        <w:t xml:space="preserve">Stratified taxon|pathway features were considered but excluded: they produce &gt;4,000 highly redundant columns and did not improve AUC in pilot tests. Pathway features were also evaluated under a biologically-guided subset (nine CRC-relevant functional groups, 86 candidate pathways yielding ~66 retained features per fold; </w:t>
       </w:r>
       <w:r>
         <w:rPr>
@@ -628,7 +628,7 @@
         <w:t>Biologically-guided pathway shortlist.</w:t>
       </w:r>
       <w:r>
-        <w:t xml:space="preserve"> A pre-specified, keyword-based subset of CRC-relevant pathways was constructed across eight biological groups (butyrate/SCFA production, fermentation, LPS/inflammation, polyamine synthesis, tryptophan metabolism, folate/one-carbon metabolism, sulfur/methionine metabolism, glycan/mucin degradation). Keyword selection was specified before model training based on published CRC microbiome literature (</w:t>
+        <w:t xml:space="preserve"> A pre-specified, keyword-based subset of CRC-relevant pathways was constructed across nine biological groups (butyrate/SCFA production, fermentation, LPS/inflammation, polyamine synthesis, tryptophan metabolism, folate/one-carbon metabolism, sulfur/methionine metabolism, glycan/mucin degradation, and bile-acid metabolism). Keyword selection was specified before model training based on published CRC microbiome literature (</w:t>
       </w:r>
       <w:r>
         <w:rPr>
@@ -686,7 +686,7 @@
         <w:t>scripts/verify_results.py</w:t>
       </w:r>
       <w:r>
-        <w:t>) asserts that headline AUC values match expected values within a tolerance of 0.002.</w:t>
+        <w:t>) asserts that headline AUC values match expected values within tolerances of 0.001-0.05 (per-check).</w:t>
       </w:r>
     </w:p>
     <w:p>

--- a/manuscript/CRC_Methods.docx
+++ b/manuscript/CRC_Methods.docx
@@ -257,7 +257,7 @@
         <w:t>results/combat_results.csv</w:t>
       </w:r>
       <w:r>
-        <w:t>): the ComBat-corrected pooled per-cohort mean AUC is 0.815 versus 0.807 uncorrected, and qualitative conclusions are unchanged. This ordering — design first, statistical correction second — reflects the view that residual batch structure that survives country-aware LODO is not reliably removed by mean/variance harmonisation alone.</w:t>
+        <w:t>): the ComBat-corrected pooled per-cohort mean AUC is 0.815 versus 0.807 uncorrected, and qualitative conclusions are unchanged. Other recent processing-bias correction methods such as DEBIAS-M (Austin et al. 2025) operate at the per-feature level by correcting study-specific biases in relative-abundance values. The country-aware LODO design used here is complementary, operating at the partition level by removing same-country cohorts from the training fold; the two approaches address different layers of cross-cohort confounding and could be combined in future work. This ordering — design first, statistical correction second — reflects the view that residual batch structure that survives country-aware LODO is not reliably removed by mean/variance harmonisation alone.</w:t>
       </w:r>
     </w:p>
     <w:p>

--- a/manuscript/CRC_Methods.docx
+++ b/manuscript/CRC_Methods.docx
@@ -257,7 +257,7 @@
         <w:t>results/combat_results.csv</w:t>
       </w:r>
       <w:r>
-        <w:t>): the ComBat-corrected pooled per-cohort mean AUC is 0.815 versus 0.807 uncorrected, and qualitative conclusions are unchanged. Other recent processing-bias correction methods such as DEBIAS-M (Austin et al. 2025) operate at the per-feature level by correcting study-specific biases in relative-abundance values. The country-aware LODO design used here is complementary, operating at the partition level by removing same-country cohorts from the training fold; the two approaches address different layers of cross-cohort confounding and could be combined in future work. This ordering — design first, statistical correction second — reflects the view that residual batch structure that survives country-aware LODO is not reliably removed by mean/variance harmonisation alone.</w:t>
+        <w:t>): the ComBat-corrected pooled per-cohort mean AUC is 0.815 versus 0.807 uncorrected, and qualitative conclusions are unchanged. This ordering — design first, statistical correction second — reflects the view that residual batch structure that survives country-aware LODO is not reliably removed by mean/variance harmonisation alone.</w:t>
       </w:r>
     </w:p>
     <w:p>

--- a/manuscript/CRC_Methods.docx
+++ b/manuscript/CRC_Methods.docx
@@ -163,7 +163,7 @@
         <w:t>country-aware</w:t>
       </w:r>
       <w:r>
-        <w:t xml:space="preserve"> LODO design: when a cohort is held out, all cohorts from the same country are also removed from the training fold. Without this fix, ThomasAM_2019_c reached an inflated AUC of 0.999 due to YachidaS_2019 in training; with country-aware LODO the AUC drops to a biologically plausible 0.836. Country-aware LODO is applied consistently across </w:t>
+        <w:t xml:space="preserve"> LODO design: when a cohort is held out, all cohorts from the same country are also removed from the training fold. Without this fix, ThomasAM_2019_c reached an inflated AUC of 0.998 due to YachidaS_2019 in training; with country-aware LODO the AUC drops to a biologically plausible 0.836. Country-aware LODO is applied consistently across </w:t>
       </w:r>
       <w:r>
         <w:rPr>
@@ -230,16 +230,7 @@
         <w:t>primary</w:t>
       </w:r>
       <w:r>
-        <w:t xml:space="preserve"> batch-effect mitigation: each cohort is treated as a single batch, the test cohort is held out in full, and any other cohort sharing the test cohort's country is additionally excluded from training (Italy and Japan pairs above) to remove population-level genetic and dietary confounding from the train–test split. Per-fold filtering and feature normalisation use only training-cohort statistics; no within-fold scaling or standardisation is applied beyond the global species log₁₀ transform described above. Per-fold ComBat (Johnson et al. 2007) on species features, fit jointly on train and test feature matrices using only </w:t>
-      </w:r>
-      <w:r>
-        <w:rPr>
-          <w:rFonts w:ascii="Courier New" w:hAnsi="Courier New"/>
-        </w:rPr>
-        <w:t>study_name</w:t>
-      </w:r>
-      <w:r>
-        <w:t xml:space="preserve"> as the batch label, is reported as a </w:t>
+        <w:t xml:space="preserve"> batch-effect mitigation: each cohort is treated as a single batch, the test cohort is held out in full, and any other cohort sharing the test cohort's country is additionally excluded from training (Italy and Japan pairs above) to remove population-level genetic and dietary confounding from the train–test split. Per-fold filtering and feature normalisation use only training-cohort statistics; no within-fold scaling or standardisation is applied beyond the global species log₁₀ transform described above. Per-fold ComBat (Johnson et al. 2007) on species features is reported as a </w:t>
       </w:r>
       <w:r>
         <w:rPr>
@@ -248,7 +239,7 @@
         <w:t>robustness check</w:t>
       </w:r>
       <w:r>
-        <w:t xml:space="preserve"> rather than the primary correction (</w:t>
+        <w:t xml:space="preserve"> (</w:t>
       </w:r>
       <w:r>
         <w:rPr>
@@ -257,7 +248,7 @@
         <w:t>results/combat_results.csv</w:t>
       </w:r>
       <w:r>
-        <w:t>): the ComBat-corrected pooled per-cohort mean AUC is 0.815 versus 0.807 uncorrected, and qualitative conclusions are unchanged. This ordering — design first, statistical correction second — reflects the view that residual batch structure that survives country-aware LODO is not reliably removed by mean/variance harmonisation alone.</w:t>
+        <w:t>): the corrected pooled per-cohort mean AUC is 0.815 versus 0.807 uncorrected (Δ = +0.008), and qualitative conclusions are unchanged. The ComBat correction is fit on the union of train and test feature matrices (batch labels only; class labels hidden), so the +0.008 should be read as an upper-bound on what feature-level harmonisation could add to the country-aware LODO design rather than as a leakage-free per-fold gain. This ordering — design first, statistical correction second — reflects the view that residual batch structure that survives country-aware LODO is not reliably removed by mean/variance harmonisation alone.</w:t>
       </w:r>
     </w:p>
     <w:p>
@@ -599,7 +590,7 @@
         <w:t>combat.pycombat.pycombat</w:t>
       </w:r>
       <w:r>
-        <w:t>, was applied to species features within each LODO fold and reported as a robustness check on the country-aware LODO design rather than as the primary correction. ComBat was fit jointly on train and test feature matrices using only batch labels (</w:t>
+        <w:t>, was applied to species features within each LODO fold and reported as a robustness check on the country-aware LODO design rather than as the primary correction. ComBat was fit on the union of train and test feature matrices using only batch labels (</w:t>
       </w:r>
       <w:r>
         <w:rPr>
@@ -608,7 +599,7 @@
         <w:t>study_name</w:t>
       </w:r>
       <w:r>
-        <w:t>); class labels were never seen by ComBat, preserving LODO no-leakage while keeping train and test in the same corrected feature space. Pooled per-cohort mean AUC: 0.815 corrected versus 0.807 uncorrected (</w:t>
+        <w:t>); class labels were never seen by ComBat. This is partial feature-distribution leakage — test-fold sample composition informs the correction parameters — but the corrected values are reported only as a robustness check, never as the headline result. The corrected pooled per-cohort mean AUC (0.815) should therefore be read as an upper bound on what feature-level batch correction could buy beyond the country-aware LODO design. Pooled per-cohort mean AUC: 0.815 corrected versus 0.807 uncorrected (</w:t>
       </w:r>
       <w:r>
         <w:rPr>
